--- a/materialien/Werkzeuge/Warm-up-Karten/KR_W5_Warmup.docx
+++ b/materialien/Werkzeuge/Warm-up-Karten/KR_W5_Warmup.docx
@@ -159,7 +159,7 @@
               <w:rPr>
                 <w:rFonts w:ascii="Georgia" w:hAnsi="Georgia" w:cs="Georgia" w:eastAsia="Georgia"/>
                 <w:b/>
-                <w:color w:val="0E7C86"/>
+                <w:color w:val="14213D"/>
                 <w:sz w:val="34"/>
               </w:rPr>
               <w:t>Das Netz</w:t>

--- a/materialien/Werkzeuge/Warm-up-Karten/KR_W5_Warmup.docx
+++ b/materialien/Werkzeuge/Warm-up-Karten/KR_W5_Warmup.docx
@@ -1357,7 +1357,7 @@
                 <w:color w:val="1B1B1F"/>
                 <w:sz w:val="22"/>
               </w:rPr>
-              <w:t>Neun Personen kommunizieren paarweise vertraulich. Wie viele Schlüssel braucht man symmetrisch, wie viele asymmetrisch?</w:t>
+              <w:t>17 Personen kommunizieren paarweise vertraulich. Wie viele Schlüssel braucht man symmetrisch, wie viele asymmetrisch?</w:t>
             </w:r>
           </w:p>
           <w:p>
